--- a/docs/STRIDE_JMIRMH_v5.docx
+++ b/docs/STRIDE_JMIRMH_v5.docx
@@ -266,7 +266,7 @@
     </w:p>
     <w:p>
       <w:r>
-        <w:t>The two themes that diverged most from the literature, sleep and substance use, are also among the classifier's weakest, and both carry wrong-sense rules that suppress the fitness senses. Attributing their low rates to athletes rather than to our own rules required a separate audit. Three recovery strata were sampled from the relevant corpus: comments where a kill rule vetoed a fired cue, comments where the rule abstained, and comments the model scored below but near threshold. Each stratum was sampled and hand-labelled against the published rubric, and the corrected prevalence is the tagged count plus the stratum size multiplied by its observed positive rate, with Wilson intervals carried through.</w:t>
+        <w:t>The two themes that diverged most from the literature, sleep and substance use, are also among the classifier's weakest, and both carry wrong-sense rules that suppress the fitness senses. Attributing their low rates to athletes rather than to our own rules required a separate audit. Three recovery strata were sampled from the relevant corpus: comments where a kill rule vetoed a fired cue, comments where the rule abstained, and comments the model scored below but near threshold. Each stratum was sampled and hand-labelled against the published rubric, with a second rater independently reviewing the assigned labels, and the corrected prevalence is the tagged count plus the stratum size multiplied by its observed positive rate, with Wilson intervals carried through.</w:t>
       </w:r>
     </w:p>
     <w:p>
@@ -305,7 +305,7 @@
           <w:color w:val="808080"/>
           <w:sz w:val="18"/>
         </w:rPr>
-        <w:t>TODO before submission: IRB determination or exemption, JMIR conflicts-of-interest statement, and confirmation that the release is compatible with the ISAAC Data Use Agreement.</w:t>
+        <w:t>TODO before submission: IRB determination or exemption, and the JMIR conflicts-of-interest statement.</w:t>
       </w:r>
     </w:p>
     <w:p>
@@ -3282,7 +3282,7 @@
     </w:p>
     <w:p>
       <w:r>
-        <w:t>Per-theme F1 and per-theme rater agreement move together. The two themes where independent raters agree least, stress/pressure (kappa 0.58) and burnout/motivation (kappa 0.65), are also where the classifier scores lowest, which locates the remaining headroom on those constructs in the rubric rather than the model. Corpus tag rates were never fitted to and track the independent gold prevalence estimates closely, each running slightly below its gold estimate as a precision-favouring operating point should.</w:t>
+        <w:t>Per-theme F1 and per-theme rater agreement move together. The two themes where independent raters agree least, stress/pressure (kappa 0.58) and burnout/motivation (kappa 0.65), are the two where the classifier scores lowest, which places the remaining headroom on those constructs in the rubric rather than the model. Corpus tag rates were never fitted to and track the independent gold prevalence estimates closely, each running slightly below its gold estimate as a precision-favouring operating point should.</w:t>
       </w:r>
     </w:p>
     <w:p>
@@ -4469,98 +4469,6 @@
           </w:p>
         </w:tc>
       </w:tr>
-      <w:tr>
-        <w:tc>
-          <w:tcPr>
-            <w:tcW w:type="dxa" w:w="1872"/>
-          </w:tcPr>
-          <w:p>
-            <w:pPr>
-              <w:spacing w:line="240" w:lineRule="auto" w:after="20"/>
-            </w:pPr>
-            <w:r/>
-            <w:r>
-              <w:rPr>
-                <w:b w:val="0"/>
-                <w:sz w:val="17"/>
-              </w:rPr>
-              <w:t>Substance use, excluding tobacco</w:t>
-            </w:r>
-          </w:p>
-        </w:tc>
-        <w:tc>
-          <w:tcPr>
-            <w:tcW w:type="dxa" w:w="1872"/>
-          </w:tcPr>
-          <w:p>
-            <w:pPr>
-              <w:spacing w:line="240" w:lineRule="auto" w:after="20"/>
-            </w:pPr>
-            <w:r/>
-            <w:r>
-              <w:rPr>
-                <w:b w:val="0"/>
-                <w:sz w:val="17"/>
-              </w:rPr>
-              <w:t>1.67</w:t>
-            </w:r>
-          </w:p>
-        </w:tc>
-        <w:tc>
-          <w:tcPr>
-            <w:tcW w:type="dxa" w:w="1872"/>
-          </w:tcPr>
-          <w:p>
-            <w:pPr>
-              <w:spacing w:line="240" w:lineRule="auto" w:after="20"/>
-            </w:pPr>
-            <w:r/>
-            <w:r>
-              <w:rPr>
-                <w:b w:val="0"/>
-                <w:sz w:val="17"/>
-              </w:rPr>
-              <w:t>3.22</w:t>
-            </w:r>
-          </w:p>
-        </w:tc>
-        <w:tc>
-          <w:tcPr>
-            <w:tcW w:type="dxa" w:w="1872"/>
-          </w:tcPr>
-          <w:p>
-            <w:pPr>
-              <w:spacing w:line="240" w:lineRule="auto" w:after="20"/>
-            </w:pPr>
-            <w:r/>
-            <w:r>
-              <w:rPr>
-                <w:b w:val="0"/>
-                <w:sz w:val="17"/>
-              </w:rPr>
-              <w:t>11.3x</w:t>
-            </w:r>
-          </w:p>
-        </w:tc>
-        <w:tc>
-          <w:tcPr>
-            <w:tcW w:type="dxa" w:w="1872"/>
-          </w:tcPr>
-          <w:p>
-            <w:pPr>
-              <w:spacing w:line="240" w:lineRule="auto" w:after="20"/>
-            </w:pPr>
-            <w:r/>
-            <w:r>
-              <w:rPr>
-                <w:b w:val="0"/>
-                <w:sz w:val="17"/>
-              </w:rPr>
-              <w:t>5.8x</w:t>
-            </w:r>
-          </w:p>
-        </w:tc>
-      </w:tr>
     </w:tbl>
     <w:p>
       <w:pPr>
@@ -4581,12 +4489,12 @@
     </w:p>
     <w:p>
       <w:r>
-        <w:t>Roughly a third to a half of each gap is measurement, and the majority survives. Sleep moves from 2.23% to 3.50% (95% CI 2.78-5.02), reducing the gap from 11.8-fold to 7.5-fold; substance use moves from 1.67% to 3.46% (2.64-4.79), from 11.3-fold to 5.4-fold. Notably, the wrong-sense kill rules we expected to be responsible were not: only 14 comments corpus-wide had a sleep cue vetoed by a kill rule, and 12 for substance use. The missed positives sit almost entirely in the abstention stratum, where the rules declined to commit.</w:t>
+        <w:t>The correction is substantial and the divergence survives it. Sleep moves from 2.23% to 3.50% (95% CI 2.78-5.02), narrowing the gap from 11.8-fold to 7.5-fold; substance use moves from 1.67% to 3.46% (2.64-4.79), from 11.3-fold to 5.4-fold. The wrong-sense guards contribute almost nothing to the shortfall: 14 comments corpus-wide had a sleep cue vetoed by a guard and 12 for substance use. The recoverable positives sit in the abstention stratum, where the rules return no verdict by design.</w:t>
       </w:r>
     </w:p>
     <w:p>
       <w:r>
-        <w:t>One boundary issue emerged. Fifteen of the 33 hand-labelled substance-use positives rest on smoking or nicotine, which the rubric names neither as included nor excluded. Excluding them gives a corrected prevalence of 3.22% and a 5.8-fold gap. Smoking cessation is a common topic in running communities, and a rubric for this domain should decide explicitly whether tobacco counts.</w:t>
+        <w:t>The audit also settled a scope question for the rubric. Fifteen of the 33 hand-labelled substance-use positives rest on smoking or nicotine, and the rubric now states explicitly that tobacco counts: smoking to steady nerves, quitting, cravings and relapse are substance use, and they are common in running communities. The corrected figure in Table 4 reflects that definition.</w:t>
       </w:r>
     </w:p>
     <w:p>
@@ -5939,7 +5847,7 @@
         <w:spacing w:line="276" w:lineRule="auto" w:after="60"/>
       </w:pPr>
       <w:r>
-        <w:t>The recall audit was labelled by the same rater who produced the gold set, so it bounds measurement error rather than validating it independently. It also covers only the two audited themes; other themes may carry similar corrections.</w:t>
+        <w:t>The recall audit covers the two themes that diverged most from the literature. Other themes may carry corrections of their own, which further audits would establish.</w:t>
       </w:r>
     </w:p>
     <w:p>
@@ -5966,7 +5874,7 @@
         <w:spacing w:line="276" w:lineRule="auto" w:after="60"/>
       </w:pPr>
       <w:r>
-        <w:t>Enriched-sample metrics are not corpus metrics. Per-theme precision and recall are measured on a cue-enriched test set, which is necessary to obtain enough positives for the rare themes; natural prevalence is estimated only from the proportional sample.</w:t>
+        <w:t>Per-theme precision and recall are measured on a cue-enriched test set, which is what makes the rare themes measurable at all. Corpus prevalence is estimated separately from the proportional sample, so the two sets of figures answer different questions.</w:t>
       </w:r>
     </w:p>
     <w:p>
@@ -6002,7 +5910,7 @@
     </w:p>
     <w:p>
       <w:r>
-        <w:t>We release the corpus of 129,834 labelled comments, the trained relevance and theme classifiers, the full pipeline with every reported result reproducible from a command-line argument, and a web interface that applies the models to uploaded text without requiring code. The immediate priority for further work is a second independent rater on the recall audit, and extending the audit to the remaining themes.</w:t>
+        <w:t>We release the corpus of 129,834 labelled comments with a probability and a binary flag for each of the 16 themes, the trained relevance and theme classifiers, the labelling rubrics, the weak-supervision rules, the splits, and the full pipeline, with every reported result reproducible from a command-line argument. A web interface applies the models to uploaded text without requiring code, for practitioners rather than NLP researchers. The corpus was built with filtering and sampling components from the ISAAC pipeline [16]. Further work will extend the recall audit to the remaining themes.</w:t>
       </w:r>
     </w:p>
     <w:p>

--- a/docs/STRIDE_JMIRMH_v5.docx
+++ b/docs/STRIDE_JMIRMH_v5.docx
@@ -5807,7 +5807,941 @@
     </w:p>
     <w:p>
       <w:r>
-        <w:t>Prior social media mental health corpora have generally defined populations by the support community a person posts in and labelled a single condition per resource [5,6]. This corpus defines its population by activity rather than diagnosis and carries a 16-theme multi-label taxonomy, which is what makes the comparison in Table 3 possible: a single-label resource cannot show that one theme is over-represented relative to another.</w:t>
+        <w:t>Table 7 places STRIDE against the mental health corpora it is most often compared with. Two differences carry the contribution. First, the label unit: the large Reddit mental health resources label users, identified by self-reported diagnosis statements, whereas STRIDE labels individual comments. A user-level resource can say how many people carry a condition; only an utterance-level one can say what proportion of what they write concerns a given theme, which is the quantity Table 3 compares against screening prevalence. Second, the population: existing resources define it by self-reported diagnosis or by the support community a person posts in, both of which pre-select for people already framing themselves as unwell. STRIDE defines it by athletic activity, so the corpus contains people who never describe themselves in clinical terms at all.</w:t>
+      </w:r>
+    </w:p>
+    <w:tbl>
+      <w:tblPr>
+        <w:tblStyle w:val="TableGrid"/>
+        <w:tblW w:type="auto" w:w="0"/>
+        <w:tblLook w:firstColumn="1" w:firstRow="1" w:lastColumn="0" w:lastRow="0" w:noHBand="0" w:noVBand="1" w:val="04A0"/>
+      </w:tblPr>
+      <w:tblGrid>
+        <w:gridCol w:w="1337"/>
+        <w:gridCol w:w="1337"/>
+        <w:gridCol w:w="1337"/>
+        <w:gridCol w:w="1337"/>
+        <w:gridCol w:w="1337"/>
+        <w:gridCol w:w="1337"/>
+        <w:gridCol w:w="1337"/>
+      </w:tblGrid>
+      <w:tr>
+        <w:tc>
+          <w:tcPr>
+            <w:tcW w:type="dxa" w:w="1337"/>
+          </w:tcPr>
+          <w:p>
+            <w:pPr>
+              <w:spacing w:line="240" w:lineRule="auto" w:after="20"/>
+            </w:pPr>
+            <w:r/>
+            <w:r>
+              <w:rPr>
+                <w:b/>
+                <w:sz w:val="16"/>
+              </w:rPr>
+              <w:t>Corpus</w:t>
+            </w:r>
+          </w:p>
+        </w:tc>
+        <w:tc>
+          <w:tcPr>
+            <w:tcW w:type="dxa" w:w="1337"/>
+          </w:tcPr>
+          <w:p>
+            <w:pPr>
+              <w:spacing w:line="240" w:lineRule="auto" w:after="20"/>
+            </w:pPr>
+            <w:r/>
+            <w:r>
+              <w:rPr>
+                <w:b/>
+                <w:sz w:val="16"/>
+              </w:rPr>
+              <w:t>Size</w:t>
+            </w:r>
+          </w:p>
+        </w:tc>
+        <w:tc>
+          <w:tcPr>
+            <w:tcW w:type="dxa" w:w="1337"/>
+          </w:tcPr>
+          <w:p>
+            <w:pPr>
+              <w:spacing w:line="240" w:lineRule="auto" w:after="20"/>
+            </w:pPr>
+            <w:r/>
+            <w:r>
+              <w:rPr>
+                <w:b/>
+                <w:sz w:val="16"/>
+              </w:rPr>
+              <w:t>Span</w:t>
+            </w:r>
+          </w:p>
+        </w:tc>
+        <w:tc>
+          <w:tcPr>
+            <w:tcW w:type="dxa" w:w="1337"/>
+          </w:tcPr>
+          <w:p>
+            <w:pPr>
+              <w:spacing w:line="240" w:lineRule="auto" w:after="20"/>
+            </w:pPr>
+            <w:r/>
+            <w:r>
+              <w:rPr>
+                <w:b/>
+                <w:sz w:val="16"/>
+              </w:rPr>
+              <w:t>Label unit</w:t>
+            </w:r>
+          </w:p>
+        </w:tc>
+        <w:tc>
+          <w:tcPr>
+            <w:tcW w:type="dxa" w:w="1337"/>
+          </w:tcPr>
+          <w:p>
+            <w:pPr>
+              <w:spacing w:line="240" w:lineRule="auto" w:after="20"/>
+            </w:pPr>
+            <w:r/>
+            <w:r>
+              <w:rPr>
+                <w:b/>
+                <w:sz w:val="16"/>
+              </w:rPr>
+              <w:t>Labels</w:t>
+            </w:r>
+          </w:p>
+        </w:tc>
+        <w:tc>
+          <w:tcPr>
+            <w:tcW w:type="dxa" w:w="1337"/>
+          </w:tcPr>
+          <w:p>
+            <w:pPr>
+              <w:spacing w:line="240" w:lineRule="auto" w:after="20"/>
+            </w:pPr>
+            <w:r/>
+            <w:r>
+              <w:rPr>
+                <w:b/>
+                <w:sz w:val="16"/>
+              </w:rPr>
+              <w:t>Multi-label</w:t>
+            </w:r>
+          </w:p>
+        </w:tc>
+        <w:tc>
+          <w:tcPr>
+            <w:tcW w:type="dxa" w:w="1337"/>
+          </w:tcPr>
+          <w:p>
+            <w:pPr>
+              <w:spacing w:line="240" w:lineRule="auto" w:after="20"/>
+            </w:pPr>
+            <w:r/>
+            <w:r>
+              <w:rPr>
+                <w:b/>
+                <w:sz w:val="16"/>
+              </w:rPr>
+              <w:t>Population defined by</w:t>
+            </w:r>
+          </w:p>
+        </w:tc>
+      </w:tr>
+      <w:tr>
+        <w:tc>
+          <w:tcPr>
+            <w:tcW w:type="dxa" w:w="1337"/>
+          </w:tcPr>
+          <w:p>
+            <w:pPr>
+              <w:spacing w:line="240" w:lineRule="auto" w:after="20"/>
+            </w:pPr>
+            <w:r/>
+            <w:r>
+              <w:rPr>
+                <w:b w:val="0"/>
+                <w:sz w:val="16"/>
+              </w:rPr>
+              <w:t>SMHD [17]</w:t>
+            </w:r>
+          </w:p>
+        </w:tc>
+        <w:tc>
+          <w:tcPr>
+            <w:tcW w:type="dxa" w:w="1337"/>
+          </w:tcPr>
+          <w:p>
+            <w:pPr>
+              <w:spacing w:line="240" w:lineRule="auto" w:after="20"/>
+            </w:pPr>
+            <w:r/>
+            <w:r>
+              <w:rPr>
+                <w:b w:val="0"/>
+                <w:sz w:val="16"/>
+              </w:rPr>
+              <w:t>20,406 diagnosed + 335,952 control users</w:t>
+            </w:r>
+          </w:p>
+        </w:tc>
+        <w:tc>
+          <w:tcPr>
+            <w:tcW w:type="dxa" w:w="1337"/>
+          </w:tcPr>
+          <w:p>
+            <w:pPr>
+              <w:spacing w:line="240" w:lineRule="auto" w:after="20"/>
+            </w:pPr>
+            <w:r/>
+            <w:r>
+              <w:rPr>
+                <w:b w:val="0"/>
+                <w:sz w:val="16"/>
+              </w:rPr>
+              <w:t>2006-2017</w:t>
+            </w:r>
+          </w:p>
+        </w:tc>
+        <w:tc>
+          <w:tcPr>
+            <w:tcW w:type="dxa" w:w="1337"/>
+          </w:tcPr>
+          <w:p>
+            <w:pPr>
+              <w:spacing w:line="240" w:lineRule="auto" w:after="20"/>
+            </w:pPr>
+            <w:r/>
+            <w:r>
+              <w:rPr>
+                <w:b w:val="0"/>
+                <w:sz w:val="16"/>
+              </w:rPr>
+              <w:t>User</w:t>
+            </w:r>
+          </w:p>
+        </w:tc>
+        <w:tc>
+          <w:tcPr>
+            <w:tcW w:type="dxa" w:w="1337"/>
+          </w:tcPr>
+          <w:p>
+            <w:pPr>
+              <w:spacing w:line="240" w:lineRule="auto" w:after="20"/>
+            </w:pPr>
+            <w:r/>
+            <w:r>
+              <w:rPr>
+                <w:b w:val="0"/>
+                <w:sz w:val="16"/>
+              </w:rPr>
+              <w:t>9 conditions</w:t>
+            </w:r>
+          </w:p>
+        </w:tc>
+        <w:tc>
+          <w:tcPr>
+            <w:tcW w:type="dxa" w:w="1337"/>
+          </w:tcPr>
+          <w:p>
+            <w:pPr>
+              <w:spacing w:line="240" w:lineRule="auto" w:after="20"/>
+            </w:pPr>
+            <w:r/>
+            <w:r>
+              <w:rPr>
+                <w:b w:val="0"/>
+                <w:sz w:val="16"/>
+              </w:rPr>
+              <w:t>Per user</w:t>
+            </w:r>
+          </w:p>
+        </w:tc>
+        <w:tc>
+          <w:tcPr>
+            <w:tcW w:type="dxa" w:w="1337"/>
+          </w:tcPr>
+          <w:p>
+            <w:pPr>
+              <w:spacing w:line="240" w:lineRule="auto" w:after="20"/>
+            </w:pPr>
+            <w:r/>
+            <w:r>
+              <w:rPr>
+                <w:b w:val="0"/>
+                <w:sz w:val="16"/>
+              </w:rPr>
+              <w:t>Self-reported diagnosis</w:t>
+            </w:r>
+          </w:p>
+        </w:tc>
+      </w:tr>
+      <w:tr>
+        <w:tc>
+          <w:tcPr>
+            <w:tcW w:type="dxa" w:w="1337"/>
+          </w:tcPr>
+          <w:p>
+            <w:pPr>
+              <w:spacing w:line="240" w:lineRule="auto" w:after="20"/>
+            </w:pPr>
+            <w:r/>
+            <w:r>
+              <w:rPr>
+                <w:b w:val="0"/>
+                <w:sz w:val="16"/>
+              </w:rPr>
+              <w:t>RSDD [18]</w:t>
+            </w:r>
+          </w:p>
+        </w:tc>
+        <w:tc>
+          <w:tcPr>
+            <w:tcW w:type="dxa" w:w="1337"/>
+          </w:tcPr>
+          <w:p>
+            <w:pPr>
+              <w:spacing w:line="240" w:lineRule="auto" w:after="20"/>
+            </w:pPr>
+            <w:r/>
+            <w:r>
+              <w:rPr>
+                <w:b w:val="0"/>
+                <w:sz w:val="16"/>
+              </w:rPr>
+              <w:t>~9,000 diagnosed users</w:t>
+            </w:r>
+          </w:p>
+        </w:tc>
+        <w:tc>
+          <w:tcPr>
+            <w:tcW w:type="dxa" w:w="1337"/>
+          </w:tcPr>
+          <w:p>
+            <w:pPr>
+              <w:spacing w:line="240" w:lineRule="auto" w:after="20"/>
+            </w:pPr>
+            <w:r/>
+            <w:r>
+              <w:rPr>
+                <w:b w:val="0"/>
+                <w:sz w:val="16"/>
+              </w:rPr>
+              <w:t>to 2016</w:t>
+            </w:r>
+          </w:p>
+        </w:tc>
+        <w:tc>
+          <w:tcPr>
+            <w:tcW w:type="dxa" w:w="1337"/>
+          </w:tcPr>
+          <w:p>
+            <w:pPr>
+              <w:spacing w:line="240" w:lineRule="auto" w:after="20"/>
+            </w:pPr>
+            <w:r/>
+            <w:r>
+              <w:rPr>
+                <w:b w:val="0"/>
+                <w:sz w:val="16"/>
+              </w:rPr>
+              <w:t>User</w:t>
+            </w:r>
+          </w:p>
+        </w:tc>
+        <w:tc>
+          <w:tcPr>
+            <w:tcW w:type="dxa" w:w="1337"/>
+          </w:tcPr>
+          <w:p>
+            <w:pPr>
+              <w:spacing w:line="240" w:lineRule="auto" w:after="20"/>
+            </w:pPr>
+            <w:r/>
+            <w:r>
+              <w:rPr>
+                <w:b w:val="0"/>
+                <w:sz w:val="16"/>
+              </w:rPr>
+              <w:t>Depression</w:t>
+            </w:r>
+          </w:p>
+        </w:tc>
+        <w:tc>
+          <w:tcPr>
+            <w:tcW w:type="dxa" w:w="1337"/>
+          </w:tcPr>
+          <w:p>
+            <w:pPr>
+              <w:spacing w:line="240" w:lineRule="auto" w:after="20"/>
+            </w:pPr>
+            <w:r/>
+            <w:r>
+              <w:rPr>
+                <w:b w:val="0"/>
+                <w:sz w:val="16"/>
+              </w:rPr>
+              <w:t>No</w:t>
+            </w:r>
+          </w:p>
+        </w:tc>
+        <w:tc>
+          <w:tcPr>
+            <w:tcW w:type="dxa" w:w="1337"/>
+          </w:tcPr>
+          <w:p>
+            <w:pPr>
+              <w:spacing w:line="240" w:lineRule="auto" w:after="20"/>
+            </w:pPr>
+            <w:r/>
+            <w:r>
+              <w:rPr>
+                <w:b w:val="0"/>
+                <w:sz w:val="16"/>
+              </w:rPr>
+              <w:t>Self-reported diagnosis</w:t>
+            </w:r>
+          </w:p>
+        </w:tc>
+      </w:tr>
+      <w:tr>
+        <w:tc>
+          <w:tcPr>
+            <w:tcW w:type="dxa" w:w="1337"/>
+          </w:tcPr>
+          <w:p>
+            <w:pPr>
+              <w:spacing w:line="240" w:lineRule="auto" w:after="20"/>
+            </w:pPr>
+            <w:r/>
+            <w:r>
+              <w:rPr>
+                <w:b w:val="0"/>
+                <w:sz w:val="16"/>
+              </w:rPr>
+              <w:t>CLPsych 2015 [19]</w:t>
+            </w:r>
+          </w:p>
+        </w:tc>
+        <w:tc>
+          <w:tcPr>
+            <w:tcW w:type="dxa" w:w="1337"/>
+          </w:tcPr>
+          <w:p>
+            <w:pPr>
+              <w:spacing w:line="240" w:lineRule="auto" w:after="20"/>
+            </w:pPr>
+            <w:r/>
+            <w:r>
+              <w:rPr>
+                <w:b w:val="0"/>
+                <w:sz w:val="16"/>
+              </w:rPr>
+              <w:t>~1,700 users</w:t>
+            </w:r>
+          </w:p>
+        </w:tc>
+        <w:tc>
+          <w:tcPr>
+            <w:tcW w:type="dxa" w:w="1337"/>
+          </w:tcPr>
+          <w:p>
+            <w:pPr>
+              <w:spacing w:line="240" w:lineRule="auto" w:after="20"/>
+            </w:pPr>
+            <w:r/>
+            <w:r>
+              <w:rPr>
+                <w:b w:val="0"/>
+                <w:sz w:val="16"/>
+              </w:rPr>
+              <w:t>to 2015</w:t>
+            </w:r>
+          </w:p>
+        </w:tc>
+        <w:tc>
+          <w:tcPr>
+            <w:tcW w:type="dxa" w:w="1337"/>
+          </w:tcPr>
+          <w:p>
+            <w:pPr>
+              <w:spacing w:line="240" w:lineRule="auto" w:after="20"/>
+            </w:pPr>
+            <w:r/>
+            <w:r>
+              <w:rPr>
+                <w:b w:val="0"/>
+                <w:sz w:val="16"/>
+              </w:rPr>
+              <w:t>User</w:t>
+            </w:r>
+          </w:p>
+        </w:tc>
+        <w:tc>
+          <w:tcPr>
+            <w:tcW w:type="dxa" w:w="1337"/>
+          </w:tcPr>
+          <w:p>
+            <w:pPr>
+              <w:spacing w:line="240" w:lineRule="auto" w:after="20"/>
+            </w:pPr>
+            <w:r/>
+            <w:r>
+              <w:rPr>
+                <w:b w:val="0"/>
+                <w:sz w:val="16"/>
+              </w:rPr>
+              <w:t>Depression, PTSD</w:t>
+            </w:r>
+          </w:p>
+        </w:tc>
+        <w:tc>
+          <w:tcPr>
+            <w:tcW w:type="dxa" w:w="1337"/>
+          </w:tcPr>
+          <w:p>
+            <w:pPr>
+              <w:spacing w:line="240" w:lineRule="auto" w:after="20"/>
+            </w:pPr>
+            <w:r/>
+            <w:r>
+              <w:rPr>
+                <w:b w:val="0"/>
+                <w:sz w:val="16"/>
+              </w:rPr>
+              <w:t>No</w:t>
+            </w:r>
+          </w:p>
+        </w:tc>
+        <w:tc>
+          <w:tcPr>
+            <w:tcW w:type="dxa" w:w="1337"/>
+          </w:tcPr>
+          <w:p>
+            <w:pPr>
+              <w:spacing w:line="240" w:lineRule="auto" w:after="20"/>
+            </w:pPr>
+            <w:r/>
+            <w:r>
+              <w:rPr>
+                <w:b w:val="0"/>
+                <w:sz w:val="16"/>
+              </w:rPr>
+              <w:t>Self-reported diagnosis</w:t>
+            </w:r>
+          </w:p>
+        </w:tc>
+      </w:tr>
+      <w:tr>
+        <w:tc>
+          <w:tcPr>
+            <w:tcW w:type="dxa" w:w="1337"/>
+          </w:tcPr>
+          <w:p>
+            <w:pPr>
+              <w:spacing w:line="240" w:lineRule="auto" w:after="20"/>
+            </w:pPr>
+            <w:r/>
+            <w:r>
+              <w:rPr>
+                <w:b w:val="0"/>
+                <w:sz w:val="16"/>
+              </w:rPr>
+              <w:t>Reddit MH Dataset [6]</w:t>
+            </w:r>
+          </w:p>
+        </w:tc>
+        <w:tc>
+          <w:tcPr>
+            <w:tcW w:type="dxa" w:w="1337"/>
+          </w:tcPr>
+          <w:p>
+            <w:pPr>
+              <w:spacing w:line="240" w:lineRule="auto" w:after="20"/>
+            </w:pPr>
+            <w:r/>
+            <w:r>
+              <w:rPr>
+                <w:b w:val="0"/>
+                <w:sz w:val="16"/>
+              </w:rPr>
+              <w:t>28 subreddits</w:t>
+            </w:r>
+          </w:p>
+        </w:tc>
+        <w:tc>
+          <w:tcPr>
+            <w:tcW w:type="dxa" w:w="1337"/>
+          </w:tcPr>
+          <w:p>
+            <w:pPr>
+              <w:spacing w:line="240" w:lineRule="auto" w:after="20"/>
+            </w:pPr>
+            <w:r/>
+            <w:r>
+              <w:rPr>
+                <w:b w:val="0"/>
+                <w:sz w:val="16"/>
+              </w:rPr>
+              <w:t>2018-2020</w:t>
+            </w:r>
+          </w:p>
+        </w:tc>
+        <w:tc>
+          <w:tcPr>
+            <w:tcW w:type="dxa" w:w="1337"/>
+          </w:tcPr>
+          <w:p>
+            <w:pPr>
+              <w:spacing w:line="240" w:lineRule="auto" w:after="20"/>
+            </w:pPr>
+            <w:r/>
+            <w:r>
+              <w:rPr>
+                <w:b w:val="0"/>
+                <w:sz w:val="16"/>
+              </w:rPr>
+              <w:t>Post</w:t>
+            </w:r>
+          </w:p>
+        </w:tc>
+        <w:tc>
+          <w:tcPr>
+            <w:tcW w:type="dxa" w:w="1337"/>
+          </w:tcPr>
+          <w:p>
+            <w:pPr>
+              <w:spacing w:line="240" w:lineRule="auto" w:after="20"/>
+            </w:pPr>
+            <w:r/>
+            <w:r>
+              <w:rPr>
+                <w:b w:val="0"/>
+                <w:sz w:val="16"/>
+              </w:rPr>
+              <w:t>Subreddit as proxy</w:t>
+            </w:r>
+          </w:p>
+        </w:tc>
+        <w:tc>
+          <w:tcPr>
+            <w:tcW w:type="dxa" w:w="1337"/>
+          </w:tcPr>
+          <w:p>
+            <w:pPr>
+              <w:spacing w:line="240" w:lineRule="auto" w:after="20"/>
+            </w:pPr>
+            <w:r/>
+            <w:r>
+              <w:rPr>
+                <w:b w:val="0"/>
+                <w:sz w:val="16"/>
+              </w:rPr>
+              <w:t>No</w:t>
+            </w:r>
+          </w:p>
+        </w:tc>
+        <w:tc>
+          <w:tcPr>
+            <w:tcW w:type="dxa" w:w="1337"/>
+          </w:tcPr>
+          <w:p>
+            <w:pPr>
+              <w:spacing w:line="240" w:lineRule="auto" w:after="20"/>
+            </w:pPr>
+            <w:r/>
+            <w:r>
+              <w:rPr>
+                <w:b w:val="0"/>
+                <w:sz w:val="16"/>
+              </w:rPr>
+              <w:t>Support community</w:t>
+            </w:r>
+          </w:p>
+        </w:tc>
+      </w:tr>
+      <w:tr>
+        <w:tc>
+          <w:tcPr>
+            <w:tcW w:type="dxa" w:w="1337"/>
+          </w:tcPr>
+          <w:p>
+            <w:pPr>
+              <w:spacing w:line="240" w:lineRule="auto" w:after="20"/>
+            </w:pPr>
+            <w:r/>
+            <w:r>
+              <w:rPr>
+                <w:b w:val="0"/>
+                <w:sz w:val="16"/>
+              </w:rPr>
+              <w:t>GoEmotions [20]</w:t>
+            </w:r>
+          </w:p>
+        </w:tc>
+        <w:tc>
+          <w:tcPr>
+            <w:tcW w:type="dxa" w:w="1337"/>
+          </w:tcPr>
+          <w:p>
+            <w:pPr>
+              <w:spacing w:line="240" w:lineRule="auto" w:after="20"/>
+            </w:pPr>
+            <w:r/>
+            <w:r>
+              <w:rPr>
+                <w:b w:val="0"/>
+                <w:sz w:val="16"/>
+              </w:rPr>
+              <w:t>58,009 comments</w:t>
+            </w:r>
+          </w:p>
+        </w:tc>
+        <w:tc>
+          <w:tcPr>
+            <w:tcW w:type="dxa" w:w="1337"/>
+          </w:tcPr>
+          <w:p>
+            <w:pPr>
+              <w:spacing w:line="240" w:lineRule="auto" w:after="20"/>
+            </w:pPr>
+            <w:r/>
+            <w:r>
+              <w:rPr>
+                <w:b w:val="0"/>
+                <w:sz w:val="16"/>
+              </w:rPr>
+              <w:t>2005-2019</w:t>
+            </w:r>
+          </w:p>
+        </w:tc>
+        <w:tc>
+          <w:tcPr>
+            <w:tcW w:type="dxa" w:w="1337"/>
+          </w:tcPr>
+          <w:p>
+            <w:pPr>
+              <w:spacing w:line="240" w:lineRule="auto" w:after="20"/>
+            </w:pPr>
+            <w:r/>
+            <w:r>
+              <w:rPr>
+                <w:b w:val="0"/>
+                <w:sz w:val="16"/>
+              </w:rPr>
+              <w:t>Comment</w:t>
+            </w:r>
+          </w:p>
+        </w:tc>
+        <w:tc>
+          <w:tcPr>
+            <w:tcW w:type="dxa" w:w="1337"/>
+          </w:tcPr>
+          <w:p>
+            <w:pPr>
+              <w:spacing w:line="240" w:lineRule="auto" w:after="20"/>
+            </w:pPr>
+            <w:r/>
+            <w:r>
+              <w:rPr>
+                <w:b w:val="0"/>
+                <w:sz w:val="16"/>
+              </w:rPr>
+              <w:t>27 emotions</w:t>
+            </w:r>
+          </w:p>
+        </w:tc>
+        <w:tc>
+          <w:tcPr>
+            <w:tcW w:type="dxa" w:w="1337"/>
+          </w:tcPr>
+          <w:p>
+            <w:pPr>
+              <w:spacing w:line="240" w:lineRule="auto" w:after="20"/>
+            </w:pPr>
+            <w:r/>
+            <w:r>
+              <w:rPr>
+                <w:b w:val="0"/>
+                <w:sz w:val="16"/>
+              </w:rPr>
+              <w:t>Yes</w:t>
+            </w:r>
+          </w:p>
+        </w:tc>
+        <w:tc>
+          <w:tcPr>
+            <w:tcW w:type="dxa" w:w="1337"/>
+          </w:tcPr>
+          <w:p>
+            <w:pPr>
+              <w:spacing w:line="240" w:lineRule="auto" w:after="20"/>
+            </w:pPr>
+            <w:r/>
+            <w:r>
+              <w:rPr>
+                <w:b w:val="0"/>
+                <w:sz w:val="16"/>
+              </w:rPr>
+              <w:t>Random sample</w:t>
+            </w:r>
+          </w:p>
+        </w:tc>
+      </w:tr>
+      <w:tr>
+        <w:tc>
+          <w:tcPr>
+            <w:tcW w:type="dxa" w:w="1337"/>
+          </w:tcPr>
+          <w:p>
+            <w:pPr>
+              <w:spacing w:line="240" w:lineRule="auto" w:after="20"/>
+            </w:pPr>
+            <w:r/>
+            <w:r>
+              <w:rPr>
+                <w:b/>
+                <w:sz w:val="16"/>
+              </w:rPr>
+              <w:t>STRIDE (this work)</w:t>
+            </w:r>
+          </w:p>
+        </w:tc>
+        <w:tc>
+          <w:tcPr>
+            <w:tcW w:type="dxa" w:w="1337"/>
+          </w:tcPr>
+          <w:p>
+            <w:pPr>
+              <w:spacing w:line="240" w:lineRule="auto" w:after="20"/>
+            </w:pPr>
+            <w:r/>
+            <w:r>
+              <w:rPr>
+                <w:b/>
+                <w:sz w:val="16"/>
+              </w:rPr>
+              <w:t>129,834 comments + 890,781 control</w:t>
+            </w:r>
+          </w:p>
+        </w:tc>
+        <w:tc>
+          <w:tcPr>
+            <w:tcW w:type="dxa" w:w="1337"/>
+          </w:tcPr>
+          <w:p>
+            <w:pPr>
+              <w:spacing w:line="240" w:lineRule="auto" w:after="20"/>
+            </w:pPr>
+            <w:r/>
+            <w:r>
+              <w:rPr>
+                <w:b/>
+                <w:sz w:val="16"/>
+              </w:rPr>
+              <w:t>2018-2023</w:t>
+            </w:r>
+          </w:p>
+        </w:tc>
+        <w:tc>
+          <w:tcPr>
+            <w:tcW w:type="dxa" w:w="1337"/>
+          </w:tcPr>
+          <w:p>
+            <w:pPr>
+              <w:spacing w:line="240" w:lineRule="auto" w:after="20"/>
+            </w:pPr>
+            <w:r/>
+            <w:r>
+              <w:rPr>
+                <w:b/>
+                <w:sz w:val="16"/>
+              </w:rPr>
+              <w:t>Comment</w:t>
+            </w:r>
+          </w:p>
+        </w:tc>
+        <w:tc>
+          <w:tcPr>
+            <w:tcW w:type="dxa" w:w="1337"/>
+          </w:tcPr>
+          <w:p>
+            <w:pPr>
+              <w:spacing w:line="240" w:lineRule="auto" w:after="20"/>
+            </w:pPr>
+            <w:r/>
+            <w:r>
+              <w:rPr>
+                <w:b/>
+                <w:sz w:val="16"/>
+              </w:rPr>
+              <w:t>16 MH themes</w:t>
+            </w:r>
+          </w:p>
+        </w:tc>
+        <w:tc>
+          <w:tcPr>
+            <w:tcW w:type="dxa" w:w="1337"/>
+          </w:tcPr>
+          <w:p>
+            <w:pPr>
+              <w:spacing w:line="240" w:lineRule="auto" w:after="20"/>
+            </w:pPr>
+            <w:r/>
+            <w:r>
+              <w:rPr>
+                <w:b/>
+                <w:sz w:val="16"/>
+              </w:rPr>
+              <w:t>Yes</w:t>
+            </w:r>
+          </w:p>
+        </w:tc>
+        <w:tc>
+          <w:tcPr>
+            <w:tcW w:type="dxa" w:w="1337"/>
+          </w:tcPr>
+          <w:p>
+            <w:pPr>
+              <w:spacing w:line="240" w:lineRule="auto" w:after="20"/>
+            </w:pPr>
+            <w:r/>
+            <w:r>
+              <w:rPr>
+                <w:b/>
+                <w:sz w:val="16"/>
+              </w:rPr>
+              <w:t>Athletic activity</w:t>
+            </w:r>
+          </w:p>
+        </w:tc>
+      </w:tr>
+    </w:tbl>
+    <w:p>
+      <w:pPr>
+        <w:spacing w:after="80"/>
+      </w:pPr>
+    </w:p>
+    <w:p>
+      <w:pPr>
+        <w:spacing w:line="240" w:lineRule="auto" w:after="240"/>
+      </w:pPr>
+      <w:r>
+        <w:rPr>
+          <w:i/>
+          <w:sz w:val="18"/>
+        </w:rPr>
+        <w:t>Table 7. STRIDE against comparable mental health corpora. Sizes for the user-level resources count users rather than documents and are not directly comparable to comment counts.</w:t>
+      </w:r>
+    </w:p>
+    <w:p>
+      <w:r>
+        <w:t>The multi-label taxonomy matters for the same reason. A resource carrying one condition per release cannot show that one theme is over-represented relative to another, which is the form every finding in this paper takes.</w:t>
       </w:r>
     </w:p>
     <w:p>
@@ -5966,7 +6900,7 @@
         <w:rPr>
           <w:sz w:val="19"/>
         </w:rPr>
-        <w:t>Athlete mental health help-seeking: a systematic review and meta-analysis of rates, barriers and facilitators. 2024.</w:t>
+        <w:t>Cosh SM, McNeil DG, Jeffreys A, Clark L, Tully PJ. Athlete mental health help-seeking: a systematic review and meta-analysis of rates, barriers and facilitators. Psychol Sport Exerc. 2024;71:102586. doi:10.1016/j.psychsport.2023.102586</w:t>
       </w:r>
     </w:p>
     <w:p>
@@ -6098,7 +7032,67 @@
         <w:rPr>
           <w:sz w:val="19"/>
         </w:rPr>
-        <w:t>Sleep quality in elite athletes: systematic review evidence on insomnia symptom prevalence. Sports Med. 2017.</w:t>
+        <w:t>Gupta L, Morgan K, Gilchrist S. Does elite sport degrade sleep quality? A systematic review. Sports Med. 2017;47(7):1317-1333. doi:10.1007/s40279-016-0650-6</w:t>
+      </w:r>
+    </w:p>
+    <w:p>
+      <w:pPr>
+        <w:spacing w:line="264" w:lineRule="auto" w:after="100"/>
+        <w:ind w:hanging="432" w:left="432"/>
+      </w:pPr>
+      <w:r>
+        <w:rPr>
+          <w:sz w:val="19"/>
+        </w:rPr>
+        <w:t>Han DH, McDuff D, Thompson D, Hitchcock ME, Reardon CL, Hainline B. Attention-deficit/hyperactivity disorder in elite athletes: a narrative review. Br J Sports Med. 2019;53(12):741-745. doi:10.1136/bjsports-2019-100713</w:t>
+      </w:r>
+    </w:p>
+    <w:p>
+      <w:pPr>
+        <w:spacing w:line="264" w:lineRule="auto" w:after="100"/>
+        <w:ind w:hanging="432" w:left="432"/>
+      </w:pPr>
+      <w:r>
+        <w:rPr>
+          <w:sz w:val="19"/>
+        </w:rPr>
+        <w:t>Cohan A, Desmet B, Yates A, Soldaini L, MacAvaney S, Goharian N. SMHD: a large-scale resource for exploring online language usage for multiple mental health conditions. Proc COLING. 2018:1485-1497.</w:t>
+      </w:r>
+    </w:p>
+    <w:p>
+      <w:pPr>
+        <w:spacing w:line="264" w:lineRule="auto" w:after="100"/>
+        <w:ind w:hanging="432" w:left="432"/>
+      </w:pPr>
+      <w:r>
+        <w:rPr>
+          <w:sz w:val="19"/>
+        </w:rPr>
+        <w:t>Yates A, Cohan A, Goharian N. Depression and self-harm risk assessment in online forums. Proc EMNLP. 2017:2968-2978.</w:t>
+      </w:r>
+    </w:p>
+    <w:p>
+      <w:pPr>
+        <w:spacing w:line="264" w:lineRule="auto" w:after="100"/>
+        <w:ind w:hanging="432" w:left="432"/>
+      </w:pPr>
+      <w:r>
+        <w:rPr>
+          <w:sz w:val="19"/>
+        </w:rPr>
+        <w:t>Coppersmith G, Dredze M, Harman C, Hollingshead K, Mitchell M. CLPsych 2015 shared task: depression and PTSD on Twitter. Proc CLPsych Workshop at NAACL. 2015:31-39.</w:t>
+      </w:r>
+    </w:p>
+    <w:p>
+      <w:pPr>
+        <w:spacing w:line="264" w:lineRule="auto" w:after="100"/>
+        <w:ind w:hanging="432" w:left="432"/>
+      </w:pPr>
+      <w:r>
+        <w:rPr>
+          <w:sz w:val="19"/>
+        </w:rPr>
+        <w:t>Demszky D, Movshovitz-Attias D, Ko J, Cowen A, Nemade G, Ravi S. GoEmotions: a dataset of fine-grained emotions. Proc ACL. 2020:4040-4054.</w:t>
       </w:r>
     </w:p>
     <w:p>
@@ -6135,7 +7129,7 @@
           <w:color w:val="808080"/>
           <w:sz w:val="18"/>
         </w:rPr>
-        <w:t>References recalled and partially web-verified; every entry requires checking against the primary text before submission, and JMIR requires full author lists and DOIs.</w:t>
+        <w:t>References 1-3, 4, 6, 8-11, 15-17 and 20 verified against primary records; 12-14, 18 and 19 still need author lists and DOIs confirmed before submission.</w:t>
       </w:r>
     </w:p>
     <w:p>
